--- a/zht/docx/66.content.docx
+++ b/zht/docx/66.content.docx
@@ -136,13 +136,6 @@
         <w:rPr>
           <w:lang w:val="zh_TW" w:bidi="zh_TW"/>
         </w:rPr>
-      </w:r>
-      <w:r>
-        <w:rPr>
-          <w:i/>
-          <w:lang w:val="zh_TW" w:bidi="zh_TW"/>
-        </w:rPr>
-        <w:t>啟示錄 1:1, 啟示錄 1:1 (#2), 啟示錄 1:3, 啟示錄 1:4, 啟示錄 1:5, 啟示錄 1:6, 啟示錄 1:7, 啟示錄 1:8, 啟示錄 1:9, 啟示錄 1:11, 啟示錄 1:14, 啟示錄 1:16, 啟示錄 1:17, 啟示錄 1:18, 啟示錄 1:20, 啟示錄 2:1, 啟示錄 2:2, 啟示錄 2:4, 啟示錄 2:5, 啟示錄 2:7, 啟示錄 2:8, 啟示錄 2:9, 啟示錄 2:10, 啟示錄 2:11, 啟示錄 2:12, 啟示錄 2:13, 啟示錄 2:13 (#2), 啟示錄 2:14–15, 啟示錄 2:16, 啟示錄 2:17, 啟示錄 2:18, 啟示錄 2:19, 啟示錄 2:20, 啟示錄 2:22, 啟示錄 2:25, 啟示錄 2:26, 啟示錄 2:28, 啟示錄 2:29, 啟示錄 3:1, 啟示錄 3:1 (#2), 啟示錄 3:2, 啟示錄 3:5, 啟示錄 3:7, 啟示錄 3:8, 啟示錄 3:9, 啟示錄 3:11, 啟示錄 3:12, 啟示錄 3:14, 啟示錄 3:15, 啟示錄 3:16, 啟示錄 3:17, 啟示錄 3:17 (#2), 啟示錄 3:19, 啟示錄 3:21, 啟示錄 3:22, 啟示錄 4:1, 啟示錄 4:1 (#2), 啟示錄 4:2, 啟示錄 4:4, 啟示錄 4:5, 啟示錄 4:6, 啟示錄 4:8, 啟示錄 4:10, 啟示錄 4:11, 啟示錄 5:1, 啟示錄 5:3–4, 啟示錄 5:5, 啟示錄 5:6, 啟示錄 5:6 (#2), 啟示錄 5:8, 啟示錄 5:9, 啟示錄 5:10, 啟示錄 5:12, 啟示錄 5:13, 啟示錄 5:14, 啟示錄 6:1, 啟示錄 6:2, 啟示錄 6:4, 啟示錄 6:5, 啟示錄 6:8, 啟示錄 6:9, 啟示錄 6:10, 啟示錄 6:11, 啟示錄 6:12–13, 啟示錄 6:15–16, 啟示錄 6:16, 啟示錄 6:17, 啟示錄 7:1, 啟示錄 7:2–3, 啟示錄 7:4, 啟示錄 7:9, 啟示錄 7:10, 啟示錄 7:11, 啟示錄 7:14, 啟示錄 7:14 (#2), 啟示錄 7:15–16, 啟示錄 7:17, 啟示錄 8:1, 啟示錄 8:2, 啟示錄 8:4, 啟示錄 8:5, 啟示錄 8:7, 啟示錄 8:8–9, 啟示錄 8:10–11, 啟示錄 8:12, 啟示錄 8:13, 啟示錄 9:1, 啟示錄 9:2, 啟示錄 9:3–4, 啟示錄 9:6, 啟示錄 9:9, 啟示錄 9:11, 啟示錄 9:12, 啟示錄 9:13, 啟示錄 9:15, 啟示錄 9:16, 啟示錄 9:18, 啟示錄 9:20, 啟示錄 10:1, 啟示錄 10:2, 啟示錄 10:4, 啟示錄 10:6, 啟示錄 10:7, 啟示錄 10:8, 啟示錄 10:9, 啟示錄 10:11, 啟示錄 11:1, 啟示錄 11:2, 啟示錄 11:5, 啟示錄 11:8, 啟示錄 11:10, 啟示錄 11:11–12, 啟示錄 11:14, 啟示錄 11:15, 啟示錄 11:17, 啟示錄 11:18, 啟示錄 11:19, 啟示錄 12:1, 啟示錄 12:3, 啟示錄 12:4, 啟示錄 12:4 (#2), 啟示錄 12:5, 啟示錄 12:5 (#2), 啟示錄 12:6, 啟示錄 12:7, 啟示錄 12:9, 啟示錄 12:9 (#2), 啟示錄 12:11, 啟示錄 12:12, 啟示錄 12:13–14, 啟示錄 12:15–17, 啟示錄 13:1, 啟示錄 13:2, 啟示錄 13:3, 啟示錄 13:5–6, 啟示錄 13:7, 啟示錄 13:8, 啟示錄 13:10, 啟示錄 13:11, 啟示錄 13:11 (#2), 啟示錄 13:12, 啟示錄 13:15, 啟示錄 13:16, 啟示錄 13:18, 啟示錄 14:1, 啟示錄 14:3, 啟示錄 14:4–5, 啟示錄 14:6, 啟示錄 14:7, 啟示錄 14:7 (#2), 啟示錄 14:8, 啟示錄 14:10, 啟示錄 14:12, 啟示錄 14:14, 啟示錄 14:16, 啟示錄 14:19, 啟示錄 14:20, 啟示錄 15:1, 啟示錄 15:2, 啟示錄 15:3, 啟示錄 15:3 (#2), 啟示錄 15:4, 啟示錄 15:6, 啟示錄 15:7, 啟示錄 15:8, 啟示錄 16:1, 啟示錄 16:2, 啟示錄 16:3, 啟示錄 16:4, 啟示錄 16:6, 啟示錄 16:8, 啟示錄 16:9, 啟示錄 16:10, 啟示錄 16:12, 啟示錄 16:13–14, 啟示錄 16:16, 啟示錄 16:17–18, 啟示錄 16:19, 啟示錄 16:21, 啟示錄 17:1, 啟示錄 17:3, 啟示錄 17:4, 啟示錄 17:5, 啟示錄 17:6, 啟示錄 17:8, 啟示錄 17:8 (#2), 啟示錄 17:9–10, 啟示錄 17:11, 啟示錄 17:12, 啟示錄 17:13–14, 啟示錄 17:15, 啟示錄 17:16, 啟示錄 17:18, 啟示錄 18:1–2, 啟示錄 18:4, 啟示錄 18:6, 啟示錄 18:8, 啟示錄 18:9, 啟示錄 18:9–10, 啟示錄 18:14, 啟示錄 18:15, 啟示錄 18:18, 啟示錄 18:20, 啟示錄 18:21, 啟示錄 18:24, 啟示錄 19:1–2, 啟示錄 19:2, 啟示錄 19:3, 啟示錄 19:5, 啟示錄 19:7, 啟示錄 19:8, 啟示錄 19:10, 啟示錄 19:11–13, 啟示錄 19:15, 啟示錄 19:16, 啟示錄 19:18, 啟示錄 19:19, 啟示錄 19:20, 啟示錄 19:21, 啟示錄 20:1, 啟示錄 20:2–3, 啟示錄 20:3, 啟示錄 20:3 (#2), 啟示錄 20:4, 啟示錄 20:5, 啟示錄 20:6, 啟示錄 20:8, 啟示錄 20:9, 啟示錄 20:10, 啟示錄 20:12, 啟示錄 20:14, 啟示錄 20:15, 啟示錄 21:1, 啟示錄 21:1 (#2), 啟示錄 21:2, 啟示錄 21:3, 啟示錄 21:4, 啟示錄 21:6, 啟示錄 21:8, 啟示錄 21:9–10, 啟示錄 21:12, 啟示錄 21:14, 啟示錄 21:16, 啟示錄 21:18, 啟示錄 21:22, 啟示錄 21:23, 啟示錄 21:27, 啟示錄 22:1, 啟示錄 22:2, 啟示錄 22:3, 啟示錄 22:3–5, 啟示錄 22:7, 啟示錄 22:8–9, 啟示錄 22:10, 啟示錄 22:12, 啟示錄 22:14, 啟示錄 22:16, 啟示錄 22:18, 啟示錄 22:19, 啟示錄 22:20, 啟示錄 22:21</w:t>
       </w:r>
       <w:r>
         <w:rPr>

--- a/zht/docx/66.content.docx
+++ b/zht/docx/66.content.docx
@@ -123,19 +123,6 @@
           <w:lang w:val="zh_TW" w:bidi="zh_TW"/>
         </w:rPr>
         <w:t>REV</w:t>
-      </w:r>
-      <w:r>
-        <w:rPr>
-          <w:lang w:val="zh_TW" w:bidi="zh_TW"/>
-        </w:rPr>
-      </w:r>
-    </w:p>
-    <w:p>
-      <w:pPr/>
-      <w:r>
-        <w:rPr>
-          <w:lang w:val="zh_TW" w:bidi="zh_TW"/>
-        </w:rPr>
       </w:r>
       <w:r>
         <w:rPr>

--- a/zht/docx/66.content.docx
+++ b/zht/docx/66.content.docx
@@ -19,7 +19,7 @@
         <w:rPr>
           <w:lang w:val="zh_TW" w:bidi="zh_TW"/>
         </w:rPr>
-        <w:t>Resource: 翻譯問題 (unfoldingWord)</w:t>
+        <w:t>Resource: unfoldingWord® Translation Questions</w:t>
       </w:r>
       <w:r>
         <w:rPr>
@@ -85,7 +85,7 @@
         <w:rPr>
           <w:lang w:val="zh_TW" w:bidi="zh_TW"/>
         </w:rPr>
-        <w:t>翻譯問題 (unfoldingWord)</w:t>
+        <w:t>unfoldingWord® Translation Questions</w:t>
       </w:r>
     </w:p>
     <w:p>
